--- a/03_수강생_배포용_템플릿/01_과제정의서_및_MVP설계_템플릿.docx
+++ b/03_수강생_배포용_템플릿/01_과제정의서_및_MVP설계_템플릿.docx
@@ -35,7 +35,7 @@
                 <w:color w:val="1E3A8A"/>
                 <w:sz w:val="19"/>
               </w:rPr>
-              <w:t>작성 가이드: 1일차에 작성한 기획서 초안을 바탕으로, 14시간 내에 실제로 작동하는 MVP(Minimum Viable Product)를 완성하기 위해 범위를 날카롭게 다듬는 문서입니다. 작성한 내용은 그대로 프로젝트 폴더의 CLAUDE.md 파일 기초 자료로 활용됩니다.</w:t>
+              <w:t>작성 가이드: 1일차에 작성한 기획서 초안을 바탕으로, 14시간 내에 실제로 작동하는 MVP(Minimum Viable Product) 를 완성하기 위해 범위를 날카롭게 다듬는 문서입니다. 작성한 내용은 그대로 프로젝트 폴더의 CLAUDE.md 파일 기초 자료로 활용됩니다.</w:t>
             </w:r>
           </w:p>
         </w:tc>
@@ -209,7 +209,7 @@
                 <w:color w:val="1E293B"/>
                 <w:sz w:val="18"/>
               </w:rPr>
-              <w:t>*(예시) 부서별 월간 예산 대비 실적(BVA) 편차 자동 분석기*</w:t>
+              <w:t>(예시) 부서별 월간 예산 대비 실적(BVA) 편차 자동 분석기</w:t>
             </w:r>
           </w:p>
         </w:tc>
@@ -247,7 +247,7 @@
                 <w:color w:val="1E293B"/>
                 <w:sz w:val="18"/>
               </w:rPr>
-              <w:t>*(예시) 매월 예산·실적 CSV를 올리면 초과 집행 항목을 자동 탐지하고 소명 요청 리스트를 만들어주는 웹 도구*</w:t>
+              <w:t>(예시) 매월 예산·실적 CSV를 올리면 초과 집행 항목을 자동 탐지하고 소명 요청 리스트를 만들어주는 웹 도구</w:t>
             </w:r>
           </w:p>
         </w:tc>
@@ -293,7 +293,7 @@
           <w:color w:val="1E293B"/>
           <w:sz w:val="20"/>
         </w:rPr>
-        <w:t>누가, 언제, 어떤 작업을 하는가?: *(예: 매월 초 마감 후, 15개 부서의 예산 대비 실집행 엑셀 파일(약 500행)을 취합하여 계정별 증감액과 소진율을 수작업 수식으로 계산함)*</w:t>
+        <w:t>누가, 언제, 어떤 작업을 하는가?: (예: 매월 초 마감 후, 15개 부서의 예산 대비 실집행 엑셀 파일(약 500행)을 취합하여 계정별 증감액과 소진율을 수작업 수식으로 계산함)</w:t>
       </w:r>
     </w:p>
     <w:p>
@@ -307,7 +307,7 @@
           <w:color w:val="1E293B"/>
           <w:sz w:val="20"/>
         </w:rPr>
-        <w:t>현재 소요 시간 및 주요 문제점: *(예: 매월 약 6시간 소요, 부서별 양식 차이 및 수식 복사 실수로 인한 집계 오류 발생)*</w:t>
+        <w:t>현재 소요 시간 및 주요 문제점: (예: 매월 약 6시간 소요, 부서별 양식 차이 및 수식 복사 실수로 인한 집계 오류 발생)</w:t>
       </w:r>
     </w:p>
     <w:p>
@@ -335,7 +335,7 @@
           <w:color w:val="1E293B"/>
           <w:sz w:val="20"/>
         </w:rPr>
-        <w:t>어떻게 바뀌는가?: *(예: CSV 파일을 드래그 앤 드롭하면 5초 만에 부서별·계정별 편차 표와 초과 집행 경고 카드가 화면에 표시됨)*</w:t>
+        <w:t>어떻게 바뀌는가?: (예: CSV 파일을 드래그 앤 드롭하면 5초 만에 부서별·계정별 편차 표와 초과 집행 경고 카드가 화면에 표시됨)</w:t>
       </w:r>
     </w:p>
     <w:p>
@@ -349,7 +349,7 @@
           <w:color w:val="1E293B"/>
           <w:sz w:val="20"/>
         </w:rPr>
-        <w:t>기대 효과 (정량/정성): *(예: 월간 작업 시간 6시간 → 15분으로 95% 단축, 이상 지출 항목 누락 제로화)*</w:t>
+        <w:t>기대 효과 (정량/정성): (예: 월간 작업 시간 6시간 → 15분으로 95% 단축, 이상 지출 항목 누락 제로화)</w:t>
       </w:r>
     </w:p>
     <w:p>
@@ -388,7 +388,7 @@
                 <w:color w:val="1E3A8A"/>
                 <w:sz w:val="19"/>
               </w:rPr>
-              <w:t>⚠️ 보안 필수 원칙: 사내 실제 기밀 데이터는 절대 사용하지 않습니다. 실제 엑셀의 컬럼명(헤더) 구조만 참고하여 가상의 샘플 데이터(CSV)로 작성합니다.</w:t>
+              <w:t>⚠️ 보안 필수 원칙: 사내 실제 기밀 데이터는 절대 사용하지 않습니다. 실제 엑셀의 컬럼명(헤더) 구조만 참고 하여 가상의 샘플 데이터(CSV)로 작성합니다.</w:t>
             </w:r>
           </w:p>
         </w:tc>
@@ -476,7 +476,7 @@
               </w:rPr>
               <w:t>• 파일 형식: CSV 파일 업로드 또는 화면 입력 폼</w:t>
               <w:br/>
-              <w:t>• 주요 컬럼(열) 구성: *(예: 연월, 부서명, 계정과목, 예산액, 실집행액, 전월집행액, 담당자)*</w:t>
+              <w:t>• 주요 컬럼(열) 구성: (예: 연월, 부서명, 계정과목, 예산액, 실집행액, 전월집행액, 담당자)</w:t>
             </w:r>
           </w:p>
         </w:tc>
@@ -514,9 +514,9 @@
                 <w:color w:val="1E293B"/>
                 <w:sz w:val="18"/>
               </w:rPr>
-              <w:t>• 계산 수식 1: *(예: 편차금액 = 실집행액 - 예산액, 소진율(%) = (실집행액 / 예산액) × 100)*</w:t>
+              <w:t>• 계산 수식 1: (예: 편차금액 = 실집행액 - 예산액, 소진율(%) = (실집행액 / 예산액) × 100)</w:t>
               <w:br/>
-              <w:t>• 판정 규칙 2: *(예: 소진율 100% 초과 시 '위험(적색)', 90% 이상 시 '주의(황색)', 그 외 '정상(녹색)' 표시)*</w:t>
+              <w:t>• 판정 규칙 2: (예: 소진율 100% 초과 시 '위험(적색)', 90% 이상 시 '주의(황색)', 그 외 '정상(녹색)' 표시)</w:t>
             </w:r>
           </w:p>
         </w:tc>
@@ -552,11 +552,11 @@
                 <w:color w:val="1E293B"/>
                 <w:sz w:val="18"/>
               </w:rPr>
-              <w:t>• 상단 요약 카드: *(예: 총예산, 총실적, 전체 소진율, 초과 계정 건수 4개 카드)*</w:t>
+              <w:t>• 상단 요약 카드: (예: 총예산, 총실적, 전체 소진율, 초과 계정 건수 4개 카드)</w:t>
               <w:br/>
-              <w:t>• 시각화 차트: *(예: 부서별 예산 대비 실적 막대그래프 1개)*</w:t>
+              <w:t>• 시각화 차트: (예: 부서별 예산 대비 실적 막대그래프 1개)</w:t>
               <w:br/>
-              <w:t>• 상세 표 &amp; 다운로드: *(예: 초과 항목 필터링 테이블 및 결과 CSV 다운로드 버튼)*</w:t>
+              <w:t>• 상세 표 &amp; 다운로드: (예: 초과 항목 필터링 테이블 및 결과 CSV 다운로드 버튼)</w:t>
             </w:r>
           </w:p>
         </w:tc>
@@ -599,7 +599,7 @@
                 <w:color w:val="1E3A8A"/>
                 <w:sz w:val="19"/>
               </w:rPr>
-              <w:t>💡 스코핑(Scoping) 원칙: "있으면 좋은 기능"은 과감히 버리고, 이 도구의 존재 이유를 증명하는 핵심 기능 1~2개(Must-Have)만 이번 교육에서 구현합니다.</w:t>
+              <w:t>💡 스코핑(Scoping) 원칙: "있으면 좋은 기능"은 과감히 버리고, 이 도구의 존재 이유를 증명하는 핵심 기능 1~2개(Must-Have) 만 이번 교육에서 구현합니다.</w:t>
             </w:r>
           </w:p>
         </w:tc>
@@ -850,7 +850,7 @@
                 <w:color w:val="1E293B"/>
                 <w:sz w:val="18"/>
               </w:rPr>
-              <w:t>*보류 (Later)*</w:t>
+              <w:t>보류 (Later)</w:t>
             </w:r>
           </w:p>
         </w:tc>
@@ -867,7 +867,7 @@
                 <w:color w:val="1E293B"/>
                 <w:sz w:val="18"/>
               </w:rPr>
-              <w:t>*사내 ERP/SAP 실시간 API 연동*</w:t>
+              <w:t>사내 ERP/SAP 실시간 API 연동</w:t>
             </w:r>
           </w:p>
         </w:tc>
@@ -884,7 +884,7 @@
                 <w:color w:val="1E293B"/>
                 <w:sz w:val="18"/>
               </w:rPr>
-              <w:t>*보안 및 IT 부서 협의 필요 사항으로 로컬 파일 업로드 방식으로 대체*</w:t>
+              <w:t>보안 및 IT 부서 협의 필요 사항으로 로컬 파일 업로드 방식으로 대체</w:t>
             </w:r>
           </w:p>
         </w:tc>
@@ -901,7 +901,7 @@
                 <w:color w:val="1E293B"/>
                 <w:sz w:val="18"/>
               </w:rPr>
-              <w:t>*❌ 제외 (향후 과제)*</w:t>
+              <w:t>❌ 제외 (향후 과제)</w:t>
             </w:r>
           </w:p>
         </w:tc>
@@ -921,7 +921,7 @@
                 <w:color w:val="1E293B"/>
                 <w:sz w:val="18"/>
               </w:rPr>
-              <w:t>*보류 (Later)*</w:t>
+              <w:t>보류 (Later)</w:t>
             </w:r>
           </w:p>
         </w:tc>
@@ -939,7 +939,7 @@
                 <w:color w:val="1E293B"/>
                 <w:sz w:val="18"/>
               </w:rPr>
-              <w:t>*임직원 로그인 및 권한 관리*</w:t>
+              <w:t>임직원 로그인 및 권한 관리</w:t>
             </w:r>
           </w:p>
         </w:tc>
@@ -957,7 +957,7 @@
                 <w:color w:val="1E293B"/>
                 <w:sz w:val="18"/>
               </w:rPr>
-              <w:t>*단일 사용자 로컬 웹앱이므로 로그인 기능 생략*</w:t>
+              <w:t>단일 사용자 로컬 웹앱이므로 로그인 기능 생략</w:t>
             </w:r>
           </w:p>
         </w:tc>
@@ -975,7 +975,7 @@
                 <w:color w:val="1E293B"/>
                 <w:sz w:val="18"/>
               </w:rPr>
-              <w:t>*❌ 제외 (향후 과제)*</w:t>
+              <w:t>❌ 제외 (향후 과제)</w:t>
             </w:r>
           </w:p>
         </w:tc>
